--- a/assets/papers/THESIS/6 FINAL THESIS ENDORSEMENT TO GRADSCHOOL.docx
+++ b/assets/papers/THESIS/6 FINAL THESIS ENDORSEMENT TO GRADSCHOOL.docx
@@ -103,16 +103,7 @@
     </w:p>
     <w:p>
       <w:pPr>
-        <w:widowControl w:val="0"/>
-        <w:pBdr>
-          <w:top w:space="0" w:sz="0" w:val="nil"/>
-          <w:left w:space="0" w:sz="0" w:val="nil"/>
-          <w:bottom w:space="0" w:sz="0" w:val="nil"/>
-          <w:right w:space="0" w:sz="0" w:val="nil"/>
-          <w:between w:space="0" w:sz="0" w:val="nil"/>
-        </w:pBdr>
-        <w:spacing w:before="611" w:line="246.99999999999994" w:lineRule="auto"/>
-        <w:ind w:right="269" w:firstLine="7"/>
+        <w:spacing w:line="240" w:lineRule="auto"/>
         <w:jc w:val="center"/>
         <w:rPr>
           <w:rFonts w:ascii="Times New Roman" w:cs="Times New Roman" w:eastAsia="Times New Roman" w:hAnsi="Times New Roman"/>
@@ -126,9 +117,13 @@
           <w:rFonts w:ascii="Times New Roman" w:cs="Times New Roman" w:eastAsia="Times New Roman" w:hAnsi="Times New Roman"/>
           <w:b w:val="1"/>
           <w:bCs w:val="1"/>
-          <w:rtl w:val="0"/>
-        </w:rPr>
-        <w:t xml:space="preserve">______________________________________________________________________________________________________________________________________________________________</w:t>
+          <w:sz w:val="24"/>
+          <w:szCs w:val="24"/>
+          <w:rtl w:val="0"/>
+        </w:rPr>
+        <w:t xml:space="preserve">MACROALGAE MONITORING SYSTEM</w:t>
+        <w:br w:type="textWrapping"/>
+        <w:t xml:space="preserve"> USING IMAGE PROCESSING, GEO-REFERENCING AND WIRELESS SENSOR NETWORK</w:t>
       </w:r>
       <w:r>
         <w:rPr>
@@ -172,7 +167,7 @@
           <w:u w:val="single"/>
           <w:rtl w:val="0"/>
         </w:rPr>
-        <w:t xml:space="preserve">__________________________</w:t>
+        <w:t xml:space="preserve">IRENE BAKILI</w:t>
       </w:r>
       <w:r>
         <w:rPr>
@@ -402,21 +397,14 @@
       <w:r>
         <w:rPr>
           <w:rFonts w:ascii="Times New Roman" w:cs="Times New Roman" w:eastAsia="Times New Roman" w:hAnsi="Times New Roman"/>
-          <w:b w:val="0"/>
-          <w:bCs w:val="0"/>
-          <w:i w:val="0"/>
-          <w:iCs w:val="0"/>
-          <w:smallCaps w:val="0"/>
-          <w:strike w:val="0"/>
-          <w:color w:val="000000"/>
-          <w:sz w:val="22"/>
-          <w:szCs w:val="22"/>
-          <w:u w:val="none"/>
-          <w:shd w:fill="auto" w:val="clear"/>
-          <w:vertAlign w:val="baseline"/>
-          <w:rtl w:val="0"/>
-        </w:rPr>
-        <w:t xml:space="preserve"> </w:t>
+          <w:rtl w:val="0"/>
+        </w:rPr>
+        <w:t xml:space="preserve">Mario S. Rodriguez</w:t>
+      </w:r>
+      <w:r>
+        <w:rPr>
+          <w:rtl w:val="0"/>
+        </w:rPr>
       </w:r>
     </w:p>
     <w:p>
@@ -458,6 +446,13 @@
       </w:pPr>
       <w:r>
         <w:rPr>
+          <w:rFonts w:ascii="Times New Roman" w:cs="Times New Roman" w:eastAsia="Times New Roman" w:hAnsi="Times New Roman"/>
+          <w:rtl w:val="0"/>
+        </w:rPr>
+        <w:t xml:space="preserve">Maureen B. Lahaman</w:t>
+      </w:r>
+      <w:r>
+        <w:rPr>
           <w:rtl w:val="0"/>
         </w:rPr>
       </w:r>
@@ -501,6 +496,13 @@
       </w:pPr>
       <w:r>
         <w:rPr>
+          <w:rFonts w:ascii="Times New Roman" w:cs="Times New Roman" w:eastAsia="Times New Roman" w:hAnsi="Times New Roman"/>
+          <w:rtl w:val="0"/>
+        </w:rPr>
+        <w:t xml:space="preserve">Fe Grace C. Tubog</w:t>
+      </w:r>
+      <w:r>
+        <w:rPr>
           <w:rtl w:val="0"/>
         </w:rPr>
       </w:r>
@@ -544,6 +546,13 @@
       </w:pPr>
       <w:r>
         <w:rPr>
+          <w:rFonts w:ascii="Times New Roman" w:cs="Times New Roman" w:eastAsia="Times New Roman" w:hAnsi="Times New Roman"/>
+          <w:rtl w:val="0"/>
+        </w:rPr>
+        <w:t xml:space="preserve">Precious T. Opinion (Documenter)</w:t>
+      </w:r>
+      <w:r>
+        <w:rPr>
           <w:rtl w:val="0"/>
         </w:rPr>
       </w:r>
@@ -587,6 +596,13 @@
       </w:pPr>
       <w:r>
         <w:rPr>
+          <w:rFonts w:ascii="Times New Roman" w:cs="Times New Roman" w:eastAsia="Times New Roman" w:hAnsi="Times New Roman"/>
+          <w:rtl w:val="0"/>
+        </w:rPr>
+        <w:t xml:space="preserve">Louie Virgil Gallardo (Adviser)</w:t>
+      </w:r>
+      <w:r>
+        <w:rPr>
           <w:rtl w:val="0"/>
         </w:rPr>
       </w:r>
@@ -699,7 +715,7 @@
           <w:vertAlign w:val="baseline"/>
           <w:rtl w:val="0"/>
         </w:rPr>
-        <w:t xml:space="preserve">_________________ </w:t>
+        <w:t xml:space="preserve">____October 13, 2026____ </w:t>
       </w:r>
     </w:p>
     <w:p>
